--- a/app/src/PAULO BARBOSA.docx
+++ b/app/src/PAULO BARBOSA.docx
@@ -105,7 +105,17 @@
           <w:sz w:val="20"/>
           <w:szCs w:val="20"/>
         </w:rPr>
-        <w:t xml:space="preserve">HTML, CSS, </w:t>
+        <w:t xml:space="preserve">HTML, </w:t>
+      </w:r>
+      <w:r>
+        <w:rPr>
+          <w:rFonts w:ascii="Verdana" w:hAnsi="Verdana"/>
+          <w:b/>
+          <w:i/>
+          <w:sz w:val="20"/>
+          <w:szCs w:val="20"/>
+        </w:rPr>
+        <w:t xml:space="preserve">CSS, </w:t>
       </w:r>
       <w:proofErr w:type="spellStart"/>
       <w:r>
@@ -127,7 +137,17 @@
           <w:sz w:val="20"/>
           <w:szCs w:val="20"/>
         </w:rPr>
-        <w:t xml:space="preserve">, PHP, MySQL, SQL, </w:t>
+        <w:t>, PHP, MySQL</w:t>
+      </w:r>
+      <w:r>
+        <w:rPr>
+          <w:rFonts w:ascii="Verdana" w:hAnsi="Verdana"/>
+          <w:b/>
+          <w:i/>
+          <w:sz w:val="20"/>
+          <w:szCs w:val="20"/>
+        </w:rPr>
+        <w:t xml:space="preserve">, </w:t>
       </w:r>
       <w:proofErr w:type="spellStart"/>
       <w:r>
@@ -149,7 +169,17 @@
           <w:sz w:val="20"/>
           <w:szCs w:val="20"/>
         </w:rPr>
-        <w:t xml:space="preserve">, </w:t>
+        <w:t>,</w:t>
+      </w:r>
+      <w:r>
+        <w:rPr>
+          <w:rFonts w:ascii="Verdana" w:hAnsi="Verdana"/>
+          <w:b/>
+          <w:i/>
+          <w:sz w:val="20"/>
+          <w:szCs w:val="20"/>
+        </w:rPr>
+        <w:t xml:space="preserve"> </w:t>
       </w:r>
       <w:proofErr w:type="spellStart"/>
       <w:r>
@@ -160,6 +190,28 @@
           <w:sz w:val="20"/>
           <w:szCs w:val="20"/>
         </w:rPr>
+        <w:t>Laravel</w:t>
+      </w:r>
+      <w:proofErr w:type="spellEnd"/>
+      <w:r>
+        <w:rPr>
+          <w:rFonts w:ascii="Verdana" w:hAnsi="Verdana"/>
+          <w:b/>
+          <w:i/>
+          <w:sz w:val="20"/>
+          <w:szCs w:val="20"/>
+        </w:rPr>
+        <w:t xml:space="preserve"> </w:t>
+      </w:r>
+      <w:proofErr w:type="spellStart"/>
+      <w:r>
+        <w:rPr>
+          <w:rFonts w:ascii="Verdana" w:hAnsi="Verdana"/>
+          <w:b/>
+          <w:i/>
+          <w:sz w:val="20"/>
+          <w:szCs w:val="20"/>
+        </w:rPr>
         <w:t>Git</w:t>
       </w:r>
       <w:proofErr w:type="spellEnd"/>
@@ -197,18 +249,21 @@
         <w:pStyle w:val="NormalWeb"/>
         <w:rPr>
           <w:rFonts w:ascii="Verdana" w:hAnsi="Verdana"/>
-        </w:rPr>
-      </w:pPr>
-      <w:r>
-        <w:rPr>
-          <w:rFonts w:ascii="Verdana" w:hAnsi="Verdana"/>
-          <w:b/>
+          <w:lang w:val="en-US"/>
+        </w:rPr>
+      </w:pPr>
+      <w:r>
+        <w:rPr>
+          <w:rFonts w:ascii="Verdana" w:hAnsi="Verdana"/>
+          <w:b/>
+          <w:lang w:val="en-US"/>
         </w:rPr>
         <w:t>Freelancer,</w:t>
       </w:r>
       <w:r>
         <w:rPr>
           <w:rFonts w:ascii="Verdana" w:hAnsi="Verdana"/>
+          <w:lang w:val="en-US"/>
         </w:rPr>
         <w:t xml:space="preserve"> Pernambuco</w:t>
       </w:r>
@@ -219,24 +274,27 @@
         <w:rPr>
           <w:rFonts w:ascii="Verdana" w:hAnsi="Verdana"/>
           <w:b/>
-        </w:rPr>
-      </w:pPr>
-      <w:r>
-        <w:rPr>
-          <w:rFonts w:ascii="Verdana" w:hAnsi="Verdana"/>
-          <w:b/>
-        </w:rPr>
-        <w:t>Desenvolvedor Web Full-</w:t>
-      </w:r>
+          <w:lang w:val="en-US"/>
+        </w:rPr>
+      </w:pPr>
       <w:proofErr w:type="spellStart"/>
       <w:r>
         <w:rPr>
           <w:rFonts w:ascii="Verdana" w:hAnsi="Verdana"/>
           <w:b/>
-        </w:rPr>
-        <w:t>Sack</w:t>
+          <w:lang w:val="en-US"/>
+        </w:rPr>
+        <w:t>Desenvolvedor</w:t>
       </w:r>
       <w:proofErr w:type="spellEnd"/>
+      <w:r>
+        <w:rPr>
+          <w:rFonts w:ascii="Verdana" w:hAnsi="Verdana"/>
+          <w:b/>
+          <w:lang w:val="en-US"/>
+        </w:rPr>
+        <w:t xml:space="preserve"> Web Full-Stack</w:t>
+      </w:r>
     </w:p>
     <w:p>
       <w:pPr>
@@ -255,180 +313,27 @@
           <w:sz w:val="22"/>
           <w:szCs w:val="22"/>
         </w:rPr>
-        <w:t>Junho 2024, dias atuais.</w:t>
-      </w:r>
-    </w:p>
-    <w:p>
-      <w:pPr>
-        <w:pStyle w:val="NormalWeb"/>
-        <w:rPr>
-          <w:rFonts w:ascii="Verdana" w:hAnsi="Verdana"/>
-          <w:color w:val="7030A0"/>
-        </w:rPr>
-      </w:pPr>
-      <w:r>
-        <w:rPr>
-          <w:rFonts w:ascii="Verdana" w:hAnsi="Verdana"/>
-        </w:rPr>
-        <w:t>Projeto: Key Worlds</w:t>
-      </w:r>
-      <w:r>
-        <w:rPr>
-          <w:rFonts w:ascii="Verdana" w:hAnsi="Verdana"/>
-        </w:rPr>
-        <w:t xml:space="preserve"> </w:t>
-      </w:r>
-      <w:hyperlink r:id="rId7" w:history="1">
-        <w:r>
-          <w:rPr>
-            <w:rStyle w:val="Hyperlink"/>
-            <w:rFonts w:ascii="Verdana" w:hAnsi="Verdana"/>
-            <w:color w:val="7030A0"/>
-          </w:rPr>
-          <w:t>(Link do projeto)</w:t>
-        </w:r>
-      </w:hyperlink>
-    </w:p>
-    <w:p>
-      <w:pPr>
-        <w:pStyle w:val="NormalWeb"/>
-        <w:numPr>
-          <w:ilvl w:val="0"/>
-          <w:numId w:val="1"/>
-        </w:numPr>
-        <w:rPr>
-          <w:rFonts w:ascii="Verdana" w:hAnsi="Verdana"/>
-          <w:sz w:val="20"/>
-          <w:szCs w:val="20"/>
-        </w:rPr>
-      </w:pPr>
-      <w:r>
-        <w:rPr>
-          <w:rFonts w:ascii="Verdana" w:hAnsi="Verdana"/>
-          <w:sz w:val="20"/>
-          <w:szCs w:val="20"/>
-        </w:rPr>
-        <w:t>Key Worlds é um aplicativo criado com o intuito de testar suas habilidades com a digitação de maneira simples, porém bastante funcional. O jogo desafia sua velocidade e precisão enquanto digita palavras de forma divertida e envolvente. Para acessar o menu principal, visualizar os rankings, o placar e jogar, é necessário realizar o login ou o registro. Não perca tempo, entre agora e comece a testar suas habilidades!</w:t>
-      </w:r>
-    </w:p>
-    <w:p>
-      <w:pPr>
-        <w:pStyle w:val="NormalWeb"/>
-        <w:numPr>
-          <w:ilvl w:val="0"/>
-          <w:numId w:val="1"/>
-        </w:numPr>
-        <w:rPr>
-          <w:rFonts w:ascii="Verdana" w:hAnsi="Verdana"/>
-          <w:i/>
-          <w:sz w:val="20"/>
-          <w:szCs w:val="20"/>
-        </w:rPr>
-      </w:pPr>
-      <w:r>
-        <w:rPr>
-          <w:rFonts w:ascii="Verdana" w:hAnsi="Verdana"/>
-          <w:sz w:val="20"/>
-          <w:szCs w:val="20"/>
-        </w:rPr>
-        <w:t>Tecnologias:</w:t>
-      </w:r>
-      <w:r>
-        <w:rPr>
-          <w:rFonts w:ascii="Verdana" w:hAnsi="Verdana"/>
-          <w:i/>
-          <w:sz w:val="20"/>
-          <w:szCs w:val="20"/>
-        </w:rPr>
-        <w:t xml:space="preserve"> </w:t>
-      </w:r>
-      <w:proofErr w:type="spellStart"/>
-      <w:r>
-        <w:rPr>
-          <w:rFonts w:ascii="Verdana" w:hAnsi="Verdana"/>
-          <w:i/>
-          <w:sz w:val="20"/>
-          <w:szCs w:val="20"/>
-        </w:rPr>
-        <w:t>Php</w:t>
-      </w:r>
-      <w:proofErr w:type="spellEnd"/>
-      <w:r>
-        <w:rPr>
-          <w:rFonts w:ascii="Verdana" w:hAnsi="Verdana"/>
-          <w:i/>
-          <w:sz w:val="20"/>
-          <w:szCs w:val="20"/>
-        </w:rPr>
-        <w:t xml:space="preserve">, </w:t>
-      </w:r>
-      <w:proofErr w:type="spellStart"/>
-      <w:r>
-        <w:rPr>
-          <w:rFonts w:ascii="Verdana" w:hAnsi="Verdana"/>
-          <w:i/>
-          <w:sz w:val="20"/>
-          <w:szCs w:val="20"/>
-        </w:rPr>
-        <w:t>jQuery</w:t>
-      </w:r>
-      <w:proofErr w:type="spellEnd"/>
-      <w:r>
-        <w:rPr>
-          <w:rFonts w:ascii="Verdana" w:hAnsi="Verdana"/>
-          <w:i/>
-          <w:sz w:val="20"/>
-          <w:szCs w:val="20"/>
-        </w:rPr>
-        <w:t xml:space="preserve">, </w:t>
-      </w:r>
-      <w:proofErr w:type="spellStart"/>
-      <w:r>
-        <w:rPr>
-          <w:rFonts w:ascii="Verdana" w:hAnsi="Verdana"/>
-          <w:i/>
-          <w:sz w:val="20"/>
-          <w:szCs w:val="20"/>
-        </w:rPr>
-        <w:t>Bootstrap</w:t>
-      </w:r>
-      <w:proofErr w:type="spellEnd"/>
-      <w:r>
-        <w:rPr>
-          <w:rFonts w:ascii="Verdana" w:hAnsi="Verdana"/>
-          <w:i/>
-          <w:sz w:val="20"/>
-          <w:szCs w:val="20"/>
-        </w:rPr>
-        <w:t>, MySQL.</w:t>
-      </w:r>
-    </w:p>
-    <w:p>
-      <w:pPr>
-        <w:pStyle w:val="NormalWeb"/>
-        <w:rPr>
-          <w:rFonts w:ascii="Verdana" w:hAnsi="Verdana"/>
-        </w:rPr>
-      </w:pPr>
-      <w:r>
-        <w:rPr>
-          <w:rFonts w:ascii="Verdana" w:hAnsi="Verdana"/>
-        </w:rPr>
-        <w:t xml:space="preserve">Projeto: </w:t>
-      </w:r>
-      <w:proofErr w:type="spellStart"/>
-      <w:r>
-        <w:rPr>
-          <w:rFonts w:ascii="Verdana" w:hAnsi="Verdana"/>
-        </w:rPr>
-        <w:t>MyContactBase</w:t>
-      </w:r>
-      <w:proofErr w:type="spellEnd"/>
-      <w:r>
-        <w:rPr>
-          <w:rFonts w:ascii="Verdana" w:hAnsi="Verdana"/>
-        </w:rPr>
-        <w:t xml:space="preserve"> </w:t>
+        <w:t>Maio 2024, dias atuais.</w:t>
+      </w:r>
+    </w:p>
+    <w:p>
+      <w:pPr>
+        <w:pStyle w:val="NormalWeb"/>
+        <w:rPr>
+          <w:rFonts w:ascii="Verdana" w:hAnsi="Verdana"/>
+          <w:i/>
+          <w:sz w:val="22"/>
+          <w:szCs w:val="22"/>
+        </w:rPr>
+      </w:pPr>
+      <w:r>
+        <w:rPr>
+          <w:rFonts w:ascii="Verdana" w:hAnsi="Verdana"/>
+          <w:i/>
+          <w:sz w:val="22"/>
+          <w:szCs w:val="22"/>
+        </w:rPr>
+        <w:t xml:space="preserve">Encurtei – Site: </w:t>
       </w:r>
       <w:hyperlink r:id="rId8" w:history="1">
         <w:r>
@@ -446,40 +351,21 @@
         <w:pStyle w:val="NormalWeb"/>
         <w:numPr>
           <w:ilvl w:val="0"/>
-          <w:numId w:val="2"/>
+          <w:numId w:val="4"/>
         </w:numPr>
-        <w:spacing w:before="0" w:beforeAutospacing="0"/>
-        <w:rPr>
-          <w:rFonts w:ascii="Verdana" w:hAnsi="Verdana"/>
-          <w:sz w:val="20"/>
-          <w:szCs w:val="20"/>
-        </w:rPr>
-      </w:pPr>
-      <w:r>
-        <w:rPr>
-          <w:rFonts w:ascii="Verdana" w:hAnsi="Verdana"/>
-          <w:sz w:val="20"/>
-          <w:szCs w:val="20"/>
-        </w:rPr>
-        <w:t xml:space="preserve">Sistema eficiente de gerenciamento de contatos, desenvolvido em PHP com suporte a MySQL. O projeto permite adicionar, editar, excluir e visualizar contatos por meio de uma interface responsiva construída com </w:t>
-      </w:r>
-      <w:proofErr w:type="spellStart"/>
-      <w:r>
-        <w:rPr>
-          <w:rFonts w:ascii="Verdana" w:hAnsi="Verdana"/>
-          <w:sz w:val="20"/>
-          <w:szCs w:val="20"/>
-        </w:rPr>
-        <w:t>Bootstrap</w:t>
-      </w:r>
-      <w:proofErr w:type="spellEnd"/>
-      <w:r>
-        <w:rPr>
-          <w:rFonts w:ascii="Verdana" w:hAnsi="Verdana"/>
-          <w:sz w:val="20"/>
-          <w:szCs w:val="20"/>
-        </w:rPr>
-        <w:t>. A estrutura modular do sistema facilita a manutenção e expansão, tornando-o ideal para aprendizado e experimentação com PHP e bancos de dados.</w:t>
+        <w:rPr>
+          <w:rFonts w:ascii="Verdana" w:hAnsi="Verdana"/>
+          <w:sz w:val="20"/>
+          <w:szCs w:val="20"/>
+        </w:rPr>
+      </w:pPr>
+      <w:r>
+        <w:rPr>
+          <w:rFonts w:ascii="Verdana" w:hAnsi="Verdana"/>
+          <w:sz w:val="20"/>
+          <w:szCs w:val="20"/>
+        </w:rPr>
+        <w:t>Desenvolvimento e manutenção de sistema web para encurtamento de links, oferecendo serviço 100% gratuito.</w:t>
       </w:r>
     </w:p>
     <w:p>
@@ -487,9 +373,197 @@
         <w:pStyle w:val="NormalWeb"/>
         <w:numPr>
           <w:ilvl w:val="0"/>
-          <w:numId w:val="2"/>
+          <w:numId w:val="4"/>
         </w:numPr>
-        <w:spacing w:before="0" w:beforeAutospacing="0"/>
+        <w:rPr>
+          <w:rFonts w:ascii="Verdana" w:hAnsi="Verdana"/>
+          <w:sz w:val="20"/>
+          <w:szCs w:val="20"/>
+        </w:rPr>
+      </w:pPr>
+      <w:r>
+        <w:rPr>
+          <w:rFonts w:ascii="Verdana" w:hAnsi="Verdana"/>
+          <w:sz w:val="20"/>
+          <w:szCs w:val="20"/>
+        </w:rPr>
+        <w:t xml:space="preserve">Criação </w:t>
+      </w:r>
+      <w:r>
+        <w:rPr>
+          <w:rFonts w:ascii="Verdana" w:hAnsi="Verdana"/>
+          <w:sz w:val="20"/>
+          <w:szCs w:val="20"/>
+        </w:rPr>
+        <w:t xml:space="preserve">de interfaces responsivas e modernas com </w:t>
+      </w:r>
+      <w:proofErr w:type="spellStart"/>
+      <w:r>
+        <w:rPr>
+          <w:rFonts w:ascii="Verdana" w:hAnsi="Verdana"/>
+          <w:sz w:val="20"/>
+          <w:szCs w:val="20"/>
+        </w:rPr>
+        <w:t>Bootstrap</w:t>
+      </w:r>
+      <w:proofErr w:type="spellEnd"/>
+      <w:r>
+        <w:rPr>
+          <w:rFonts w:ascii="Verdana" w:hAnsi="Verdana"/>
+          <w:sz w:val="20"/>
+          <w:szCs w:val="20"/>
+        </w:rPr>
+        <w:t>, visando proporcionar uma melhor experiência ao usuário.</w:t>
+      </w:r>
+    </w:p>
+    <w:p>
+      <w:pPr>
+        <w:pStyle w:val="NormalWeb"/>
+        <w:numPr>
+          <w:ilvl w:val="0"/>
+          <w:numId w:val="4"/>
+        </w:numPr>
+        <w:rPr>
+          <w:rFonts w:ascii="Verdana" w:hAnsi="Verdana"/>
+          <w:sz w:val="20"/>
+          <w:szCs w:val="20"/>
+        </w:rPr>
+      </w:pPr>
+      <w:r>
+        <w:rPr>
+          <w:rFonts w:ascii="Verdana" w:hAnsi="Verdana"/>
+          <w:sz w:val="20"/>
+          <w:szCs w:val="20"/>
+        </w:rPr>
+        <w:t>Atuação em todas as etapas do desenvolvimento: análise, codificação, testes e implantação.</w:t>
+      </w:r>
+    </w:p>
+    <w:p>
+      <w:pPr>
+        <w:pStyle w:val="NormalWeb"/>
+        <w:numPr>
+          <w:ilvl w:val="0"/>
+          <w:numId w:val="4"/>
+        </w:numPr>
+        <w:rPr>
+          <w:rFonts w:ascii="Verdana" w:hAnsi="Verdana"/>
+          <w:sz w:val="20"/>
+          <w:szCs w:val="20"/>
+        </w:rPr>
+      </w:pPr>
+      <w:r>
+        <w:rPr>
+          <w:rFonts w:ascii="Verdana" w:hAnsi="Verdana"/>
+          <w:sz w:val="20"/>
+          <w:szCs w:val="20"/>
+        </w:rPr>
+        <w:t>Tecnologias:</w:t>
+      </w:r>
+      <w:r>
+        <w:rPr>
+          <w:rFonts w:ascii="Verdana" w:hAnsi="Verdana"/>
+          <w:sz w:val="20"/>
+          <w:szCs w:val="20"/>
+        </w:rPr>
+        <w:t xml:space="preserve"> </w:t>
+      </w:r>
+      <w:proofErr w:type="spellStart"/>
+      <w:r>
+        <w:rPr>
+          <w:rFonts w:ascii="Verdana" w:hAnsi="Verdana"/>
+          <w:sz w:val="20"/>
+          <w:szCs w:val="20"/>
+        </w:rPr>
+        <w:t>Php</w:t>
+      </w:r>
+      <w:proofErr w:type="spellEnd"/>
+      <w:r>
+        <w:rPr>
+          <w:rFonts w:ascii="Verdana" w:hAnsi="Verdana"/>
+          <w:sz w:val="20"/>
+          <w:szCs w:val="20"/>
+        </w:rPr>
+        <w:t xml:space="preserve">, </w:t>
+      </w:r>
+      <w:proofErr w:type="spellStart"/>
+      <w:r>
+        <w:rPr>
+          <w:rFonts w:ascii="Verdana" w:hAnsi="Verdana"/>
+          <w:sz w:val="20"/>
+          <w:szCs w:val="20"/>
+        </w:rPr>
+        <w:t>jQuery</w:t>
+      </w:r>
+      <w:proofErr w:type="spellEnd"/>
+      <w:r>
+        <w:rPr>
+          <w:rFonts w:ascii="Verdana" w:hAnsi="Verdana"/>
+          <w:sz w:val="20"/>
+          <w:szCs w:val="20"/>
+        </w:rPr>
+        <w:t xml:space="preserve">, </w:t>
+      </w:r>
+      <w:proofErr w:type="spellStart"/>
+      <w:r>
+        <w:rPr>
+          <w:rFonts w:ascii="Verdana" w:hAnsi="Verdana"/>
+          <w:sz w:val="20"/>
+          <w:szCs w:val="20"/>
+        </w:rPr>
+        <w:t>Bootstrap</w:t>
+      </w:r>
+      <w:proofErr w:type="spellEnd"/>
+      <w:r>
+        <w:rPr>
+          <w:rFonts w:ascii="Verdana" w:hAnsi="Verdana"/>
+          <w:sz w:val="20"/>
+          <w:szCs w:val="20"/>
+        </w:rPr>
+        <w:t>, MySQL.</w:t>
+      </w:r>
+    </w:p>
+    <w:p>
+      <w:pPr>
+        <w:pStyle w:val="NormalWeb"/>
+        <w:rPr>
+          <w:rFonts w:ascii="Verdana" w:hAnsi="Verdana"/>
+          <w:b/>
+        </w:rPr>
+      </w:pPr>
+      <w:r>
+        <w:rPr>
+          <w:rFonts w:ascii="Verdana" w:hAnsi="Verdana"/>
+          <w:b/>
+        </w:rPr>
+        <w:t xml:space="preserve">Desenvolvedor Web </w:t>
+      </w:r>
+      <w:proofErr w:type="spellStart"/>
+      <w:r>
+        <w:rPr>
+          <w:rFonts w:ascii="Verdana" w:hAnsi="Verdana"/>
+          <w:b/>
+        </w:rPr>
+        <w:t>Full-S</w:t>
+      </w:r>
+      <w:r>
+        <w:rPr>
+          <w:rFonts w:ascii="Verdana" w:hAnsi="Verdana"/>
+          <w:b/>
+        </w:rPr>
+        <w:t>t</w:t>
+      </w:r>
+      <w:r>
+        <w:rPr>
+          <w:rFonts w:ascii="Verdana" w:hAnsi="Verdana"/>
+          <w:b/>
+        </w:rPr>
+        <w:t>ack</w:t>
+      </w:r>
+      <w:proofErr w:type="spellEnd"/>
+    </w:p>
+    <w:p>
+      <w:pPr>
+        <w:pStyle w:val="NormalWeb"/>
         <w:rPr>
           <w:rFonts w:ascii="Verdana" w:hAnsi="Verdana"/>
           <w:i/>
@@ -500,106 +574,205 @@
       <w:r>
         <w:rPr>
           <w:rFonts w:ascii="Verdana" w:hAnsi="Verdana"/>
-          <w:sz w:val="20"/>
-          <w:szCs w:val="20"/>
-        </w:rPr>
-        <w:t xml:space="preserve">Tecnologias: </w:t>
-      </w:r>
-      <w:r>
-        <w:rPr>
-          <w:rFonts w:ascii="Verdana" w:hAnsi="Verdana"/>
-          <w:i/>
-          <w:sz w:val="20"/>
-          <w:szCs w:val="20"/>
-        </w:rPr>
-        <w:t xml:space="preserve">PHP, </w:t>
-      </w:r>
-      <w:proofErr w:type="spellStart"/>
-      <w:r>
-        <w:rPr>
-          <w:rFonts w:ascii="Verdana" w:hAnsi="Verdana"/>
-          <w:i/>
-          <w:sz w:val="20"/>
-          <w:szCs w:val="20"/>
-        </w:rPr>
-        <w:t>JavasCript</w:t>
-      </w:r>
-      <w:proofErr w:type="spellEnd"/>
-      <w:r>
-        <w:rPr>
-          <w:rFonts w:ascii="Verdana" w:hAnsi="Verdana"/>
-          <w:i/>
-          <w:sz w:val="20"/>
-          <w:szCs w:val="20"/>
-        </w:rPr>
-        <w:t xml:space="preserve">, </w:t>
-      </w:r>
-      <w:proofErr w:type="spellStart"/>
-      <w:r>
-        <w:rPr>
-          <w:rFonts w:ascii="Verdana" w:hAnsi="Verdana"/>
-          <w:i/>
-          <w:sz w:val="20"/>
-          <w:szCs w:val="20"/>
-        </w:rPr>
-        <w:t>Bootstrap</w:t>
-      </w:r>
-      <w:proofErr w:type="spellEnd"/>
-      <w:r>
-        <w:rPr>
-          <w:rFonts w:ascii="Verdana" w:hAnsi="Verdana"/>
-          <w:i/>
-          <w:sz w:val="20"/>
-          <w:szCs w:val="20"/>
-        </w:rPr>
-        <w:t>, MySQL.</w:t>
-      </w:r>
-    </w:p>
-    <w:p>
-      <w:pPr>
-        <w:pStyle w:val="NormalWeb"/>
-        <w:spacing w:before="0" w:beforeAutospacing="0"/>
-        <w:rPr>
-          <w:rFonts w:ascii="Verdana" w:hAnsi="Verdana"/>
-          <w:b/>
-          <w:color w:val="7030A0"/>
-        </w:rPr>
-      </w:pPr>
-      <w:r>
-        <w:rPr>
-          <w:rFonts w:ascii="Verdana" w:hAnsi="Verdana"/>
-          <w:b/>
-          <w:color w:val="7030A0"/>
-        </w:rPr>
-        <w:t>LINKS DE CONTATO</w:t>
-      </w:r>
-    </w:p>
-    <w:p>
-      <w:pPr>
-        <w:pStyle w:val="NormalWeb"/>
-        <w:spacing w:before="0" w:beforeAutospacing="0"/>
-        <w:rPr>
-          <w:rStyle w:val="Hyperlink"/>
-          <w:color w:val="7030A0"/>
+          <w:i/>
           <w:sz w:val="22"/>
           <w:szCs w:val="22"/>
         </w:rPr>
-      </w:pPr>
-      <w:r>
-        <w:rPr>
-          <w:rFonts w:ascii="Verdana" w:hAnsi="Verdana"/>
-          <w:b/>
-        </w:rPr>
-        <w:t>Portifólio</w:t>
-      </w:r>
-      <w:r>
-        <w:rPr>
-          <w:rFonts w:ascii="Verdana" w:hAnsi="Verdana"/>
-          <w:b/>
+        <w:t>Junho 2024, dias atuais.</w:t>
+      </w:r>
+    </w:p>
+    <w:p>
+      <w:pPr>
+        <w:pStyle w:val="NormalWeb"/>
+        <w:rPr>
+          <w:rFonts w:ascii="Verdana" w:hAnsi="Verdana"/>
+          <w:color w:val="7030A0"/>
+        </w:rPr>
+      </w:pPr>
+      <w:r>
+        <w:rPr>
+          <w:rFonts w:ascii="Verdana" w:hAnsi="Verdana"/>
+        </w:rPr>
+        <w:t>Projeto: Key Worlds</w:t>
+      </w:r>
+      <w:r>
+        <w:rPr>
+          <w:rFonts w:ascii="Verdana" w:hAnsi="Verdana"/>
         </w:rPr>
         <w:t xml:space="preserve"> </w:t>
       </w:r>
       <w:hyperlink r:id="rId9" w:history="1">
+        <w:r>
+          <w:rPr>
+            <w:rStyle w:val="Hyperlink"/>
+            <w:rFonts w:ascii="Verdana" w:hAnsi="Verdana"/>
+            <w:color w:val="7030A0"/>
+          </w:rPr>
+          <w:t>(Link do projeto)</w:t>
+        </w:r>
+      </w:hyperlink>
+    </w:p>
+    <w:p>
+      <w:pPr>
+        <w:pStyle w:val="NormalWeb"/>
+        <w:numPr>
+          <w:ilvl w:val="0"/>
+          <w:numId w:val="1"/>
+        </w:numPr>
+        <w:rPr>
+          <w:rFonts w:ascii="Verdana" w:hAnsi="Verdana"/>
+          <w:sz w:val="20"/>
+          <w:szCs w:val="20"/>
+        </w:rPr>
+      </w:pPr>
+      <w:r>
+        <w:rPr>
+          <w:rFonts w:ascii="Verdana" w:hAnsi="Verdana"/>
+          <w:sz w:val="20"/>
+          <w:szCs w:val="20"/>
+        </w:rPr>
+        <w:t>Key Worlds é um aplicativo criado com o intuito de testar suas habilidades com a digitação de maneira simples, porém bastante funcional. O jogo desafia sua velocidade e precisão enquanto digita palavras de forma divertida e envolventeNão perca tempo, entre agora e comece a testar suas habilidades!</w:t>
+      </w:r>
+    </w:p>
+    <w:p>
+      <w:pPr>
+        <w:pStyle w:val="NormalWeb"/>
+        <w:numPr>
+          <w:ilvl w:val="0"/>
+          <w:numId w:val="1"/>
+        </w:numPr>
+        <w:rPr>
+          <w:rFonts w:ascii="Verdana" w:hAnsi="Verdana"/>
+          <w:i/>
+          <w:sz w:val="20"/>
+          <w:szCs w:val="20"/>
+        </w:rPr>
+      </w:pPr>
+      <w:r>
+        <w:rPr>
+          <w:rFonts w:ascii="Verdana" w:hAnsi="Verdana"/>
+          <w:sz w:val="20"/>
+          <w:szCs w:val="20"/>
+        </w:rPr>
+        <w:t>Tecnologias:</w:t>
+      </w:r>
+      <w:r>
+        <w:rPr>
+          <w:rFonts w:ascii="Verdana" w:hAnsi="Verdana"/>
+          <w:i/>
+          <w:sz w:val="20"/>
+          <w:szCs w:val="20"/>
+        </w:rPr>
+        <w:t xml:space="preserve"> </w:t>
+      </w:r>
+      <w:proofErr w:type="spellStart"/>
+      <w:r>
+        <w:rPr>
+          <w:rFonts w:ascii="Verdana" w:hAnsi="Verdana"/>
+          <w:i/>
+          <w:sz w:val="20"/>
+          <w:szCs w:val="20"/>
+        </w:rPr>
+        <w:t>Php</w:t>
+      </w:r>
+      <w:proofErr w:type="spellEnd"/>
+      <w:r>
+        <w:rPr>
+          <w:rFonts w:ascii="Verdana" w:hAnsi="Verdana"/>
+          <w:i/>
+          <w:sz w:val="20"/>
+          <w:szCs w:val="20"/>
+        </w:rPr>
+        <w:t xml:space="preserve">, </w:t>
+      </w:r>
+      <w:proofErr w:type="spellStart"/>
+      <w:r>
+        <w:rPr>
+          <w:rFonts w:ascii="Verdana" w:hAnsi="Verdana"/>
+          <w:i/>
+          <w:sz w:val="20"/>
+          <w:szCs w:val="20"/>
+        </w:rPr>
+        <w:t>jQuery</w:t>
+      </w:r>
+      <w:proofErr w:type="spellEnd"/>
+      <w:r>
+        <w:rPr>
+          <w:rFonts w:ascii="Verdana" w:hAnsi="Verdana"/>
+          <w:i/>
+          <w:sz w:val="20"/>
+          <w:szCs w:val="20"/>
+        </w:rPr>
+        <w:t xml:space="preserve">, </w:t>
+      </w:r>
+      <w:proofErr w:type="spellStart"/>
+      <w:r>
+        <w:rPr>
+          <w:rFonts w:ascii="Verdana" w:hAnsi="Verdana"/>
+          <w:i/>
+          <w:sz w:val="20"/>
+          <w:szCs w:val="20"/>
+        </w:rPr>
+        <w:t>Bootstrap</w:t>
+      </w:r>
+      <w:proofErr w:type="spellEnd"/>
+      <w:r>
+        <w:rPr>
+          <w:rFonts w:ascii="Verdana" w:hAnsi="Verdana"/>
+          <w:i/>
+          <w:sz w:val="20"/>
+          <w:szCs w:val="20"/>
+        </w:rPr>
+        <w:t>, MySQL.</w:t>
+      </w:r>
+    </w:p>
+    <w:p>
+      <w:pPr>
+        <w:pStyle w:val="NormalWeb"/>
+        <w:spacing w:before="0" w:beforeAutospacing="0"/>
+        <w:rPr>
+          <w:rFonts w:ascii="Verdana" w:hAnsi="Verdana"/>
+          <w:b/>
+          <w:color w:val="7030A0"/>
+        </w:rPr>
+      </w:pPr>
+      <w:r>
+        <w:rPr>
+          <w:rFonts w:ascii="Verdana" w:hAnsi="Verdana"/>
+          <w:b/>
+          <w:color w:val="7030A0"/>
+        </w:rPr>
+        <w:t>LINKS DE CONTATO</w:t>
+      </w:r>
+    </w:p>
+    <w:p>
+      <w:pPr>
+        <w:pStyle w:val="NormalWeb"/>
+        <w:spacing w:before="0" w:beforeAutospacing="0"/>
+        <w:rPr>
+          <w:rFonts w:ascii="Verdana" w:hAnsi="Verdana"/>
+          <w:b/>
+          <w:color w:val="7030A0"/>
+        </w:rPr>
+      </w:pPr>
+      <w:proofErr w:type="spellStart"/>
+      <w:r>
+        <w:rPr>
+          <w:rFonts w:ascii="Verdana" w:hAnsi="Verdana"/>
+          <w:b/>
+        </w:rPr>
+        <w:t>Portifolio</w:t>
+      </w:r>
+      <w:proofErr w:type="spellEnd"/>
+      <w:r>
+        <w:rPr>
+          <w:rFonts w:ascii="Verdana" w:hAnsi="Verdana"/>
+          <w:b/>
+          <w:color w:val="7030A0"/>
+        </w:rPr>
+        <w:t xml:space="preserve"> </w:t>
+      </w:r>
+      <w:hyperlink r:id="rId10" w:history="1">
         <w:r>
           <w:rPr>
             <w:rStyle w:val="Hyperlink"/>
@@ -635,7 +808,7 @@
         </w:rPr>
         <w:t xml:space="preserve"> </w:t>
       </w:r>
-      <w:hyperlink r:id="rId10" w:history="1">
+      <w:hyperlink r:id="rId11" w:history="1">
         <w:r>
           <w:rPr>
             <w:rStyle w:val="Hyperlink"/>
@@ -670,7 +843,7 @@
         </w:rPr>
         <w:t xml:space="preserve"> </w:t>
       </w:r>
-      <w:hyperlink r:id="rId11" w:history="1">
+      <w:hyperlink r:id="rId12" w:history="1">
         <w:r>
           <w:rPr>
             <w:rStyle w:val="Hyperlink"/>
@@ -718,7 +891,7 @@
         </w:rPr>
         <w:t xml:space="preserve"> </w:t>
       </w:r>
-      <w:hyperlink r:id="rId12" w:history="1">
+      <w:hyperlink r:id="rId13" w:history="1">
         <w:r>
           <w:rPr>
             <w:rStyle w:val="Hyperlink"/>
@@ -738,6 +911,7 @@
           <w:rFonts w:ascii="Verdana" w:hAnsi="Verdana"/>
           <w:sz w:val="22"/>
           <w:szCs w:val="22"/>
+          <w:u w:val="single"/>
         </w:rPr>
       </w:pPr>
       <w:r>
@@ -902,13 +1076,15 @@
           <w:i/>
         </w:rPr>
       </w:pPr>
-      <w:r>
-        <w:rPr>
-          <w:rFonts w:ascii="Verdana" w:hAnsi="Verdana"/>
-          <w:i/>
-        </w:rPr>
-        <w:t xml:space="preserve">SQL </w:t>
-      </w:r>
+      <w:proofErr w:type="spellStart"/>
+      <w:r>
+        <w:rPr>
+          <w:rFonts w:ascii="Verdana" w:hAnsi="Verdana"/>
+          <w:i/>
+        </w:rPr>
+        <w:t>Laravel</w:t>
+      </w:r>
+      <w:proofErr w:type="spellEnd"/>
     </w:p>
     <w:p>
       <w:pPr>
@@ -1040,64 +1216,68 @@
     </w:p>
     <w:p>
       <w:pPr>
+        <w:pStyle w:val="NormalWeb"/>
+        <w:rPr>
+          <w:rFonts w:ascii="Verdana" w:hAnsi="Verdana"/>
+          <w:b/>
+          <w:color w:val="7030A0"/>
+        </w:rPr>
+      </w:pPr>
+      <w:r>
+        <w:rPr>
+          <w:rFonts w:ascii="Verdana" w:hAnsi="Verdana"/>
+          <w:b/>
+          <w:color w:val="7030A0"/>
+        </w:rPr>
+        <w:t>SOFT-SKILLS</w:t>
+      </w:r>
+    </w:p>
+    <w:p>
+      <w:pPr>
+        <w:spacing w:before="100" w:beforeAutospacing="1" w:after="100" w:afterAutospacing="1" w:line="240" w:lineRule="auto"/>
+        <w:rPr>
+          <w:rFonts w:ascii="Verdana" w:eastAsia="Times New Roman" w:hAnsi="Verdana" w:cs="Times New Roman"/>
+          <w:sz w:val="20"/>
+          <w:szCs w:val="20"/>
+          <w:lang w:eastAsia="pt-BR"/>
+        </w:rPr>
+      </w:pPr>
+      <w:r>
+        <w:rPr>
+          <w:rFonts w:ascii="Verdana" w:eastAsia="Times New Roman" w:hAnsi="Verdana" w:cs="Times New Roman"/>
+          <w:sz w:val="20"/>
+          <w:szCs w:val="20"/>
+          <w:lang w:eastAsia="pt-BR"/>
+        </w:rPr>
+        <w:t xml:space="preserve">Aprendizado contínuo, </w:t>
+      </w:r>
+      <w:r>
+        <w:rPr>
+          <w:rFonts w:ascii="Verdana" w:eastAsia="Times New Roman" w:hAnsi="Verdana" w:cs="Times New Roman"/>
+          <w:sz w:val="20"/>
+          <w:szCs w:val="20"/>
+          <w:lang w:eastAsia="pt-BR"/>
+        </w:rPr>
+        <w:t xml:space="preserve">adaptabilidade </w:t>
+      </w:r>
+      <w:r>
+        <w:rPr>
+          <w:rFonts w:ascii="Verdana" w:eastAsia="Times New Roman" w:hAnsi="Verdana" w:cs="Times New Roman"/>
+          <w:sz w:val="20"/>
+          <w:szCs w:val="20"/>
+          <w:lang w:eastAsia="pt-BR"/>
+        </w:rPr>
+        <w:t>e novas tecnologias, curiosidade intelectual, clareza na comunicação, colaboração em equipe, escuta ativa, pensamento analítico, tomada de decisões, gerenciamento de tempo, atento aos detalhes, priorização de tarefas.</w:t>
+      </w:r>
+    </w:p>
+    <w:p>
+      <w:pPr>
         <w:spacing w:line="240" w:lineRule="auto"/>
         <w:rPr>
-          <w:rFonts w:ascii="Verdana" w:hAnsi="Verdana"/>
-          <w:i/>
-        </w:rPr>
-      </w:pPr>
-    </w:p>
-    <w:p>
-      <w:pPr>
-        <w:spacing w:line="240" w:lineRule="auto"/>
-        <w:rPr>
-          <w:rFonts w:ascii="Verdana" w:hAnsi="Verdana"/>
-          <w:i/>
-        </w:rPr>
-      </w:pPr>
-    </w:p>
-    <w:p>
-      <w:pPr>
-        <w:spacing w:line="240" w:lineRule="auto"/>
-        <w:rPr>
-          <w:rFonts w:ascii="Verdana" w:hAnsi="Verdana"/>
-          <w:i/>
-        </w:rPr>
-      </w:pPr>
-    </w:p>
-    <w:p>
-      <w:pPr>
-        <w:spacing w:line="240" w:lineRule="auto"/>
-        <w:rPr>
-          <w:rFonts w:ascii="Verdana" w:hAnsi="Verdana"/>
-          <w:i/>
-        </w:rPr>
-      </w:pPr>
-    </w:p>
-    <w:p>
-      <w:pPr>
-        <w:spacing w:line="240" w:lineRule="auto"/>
-        <w:rPr>
-          <w:rFonts w:ascii="Verdana" w:hAnsi="Verdana"/>
-          <w:i/>
-        </w:rPr>
-      </w:pPr>
-    </w:p>
-    <w:p>
-      <w:pPr>
-        <w:spacing w:line="240" w:lineRule="auto"/>
-        <w:rPr>
-          <w:rFonts w:ascii="Verdana" w:hAnsi="Verdana"/>
-          <w:i/>
-        </w:rPr>
-      </w:pPr>
-    </w:p>
-    <w:p>
-      <w:pPr>
-        <w:spacing w:line="240" w:lineRule="auto"/>
-        <w:rPr>
-          <w:rFonts w:ascii="Verdana" w:hAnsi="Verdana"/>
-          <w:i/>
+          <w:rFonts w:ascii="Verdana" w:eastAsia="Times New Roman" w:hAnsi="Verdana" w:cs="Times New Roman"/>
+          <w:sz w:val="20"/>
+          <w:szCs w:val="20"/>
+          <w:lang w:eastAsia="pt-BR"/>
         </w:rPr>
         <w:sectPr>
           <w:type w:val="continuous"/>
@@ -1518,14 +1698,130 @@
       </w:rPr>
     </w:lvl>
   </w:abstractNum>
-  <w:num w:numId="1" w16cid:durableId="1861354022">
+  <w:abstractNum w:abstractNumId="3" w15:restartNumberingAfterBreak="0">
+    <w:nsid w:val="72200A73"/>
+    <w:multiLevelType w:val="hybridMultilevel"/>
+    <w:tmpl w:val="151AE0A0"/>
+    <w:lvl w:ilvl="0" w:tplc="04160001">
+      <w:start w:val="1"/>
+      <w:numFmt w:val="bullet"/>
+      <w:lvlText w:val=""/>
+      <w:lvlJc w:val="left"/>
+      <w:pPr>
+        <w:ind w:left="720" w:hanging="360"/>
+      </w:pPr>
+      <w:rPr>
+        <w:rFonts w:ascii="Symbol" w:hAnsi="Symbol" w:hint="default"/>
+      </w:rPr>
+    </w:lvl>
+    <w:lvl w:ilvl="1" w:tplc="04160003" w:tentative="1">
+      <w:start w:val="1"/>
+      <w:numFmt w:val="bullet"/>
+      <w:lvlText w:val="o"/>
+      <w:lvlJc w:val="left"/>
+      <w:pPr>
+        <w:ind w:left="1440" w:hanging="360"/>
+      </w:pPr>
+      <w:rPr>
+        <w:rFonts w:ascii="Courier New" w:hAnsi="Courier New" w:cs="Courier New" w:hint="default"/>
+      </w:rPr>
+    </w:lvl>
+    <w:lvl w:ilvl="2" w:tplc="04160005" w:tentative="1">
+      <w:start w:val="1"/>
+      <w:numFmt w:val="bullet"/>
+      <w:lvlText w:val=""/>
+      <w:lvlJc w:val="left"/>
+      <w:pPr>
+        <w:ind w:left="2160" w:hanging="360"/>
+      </w:pPr>
+      <w:rPr>
+        <w:rFonts w:ascii="Wingdings" w:hAnsi="Wingdings" w:hint="default"/>
+      </w:rPr>
+    </w:lvl>
+    <w:lvl w:ilvl="3" w:tplc="04160001" w:tentative="1">
+      <w:start w:val="1"/>
+      <w:numFmt w:val="bullet"/>
+      <w:lvlText w:val=""/>
+      <w:lvlJc w:val="left"/>
+      <w:pPr>
+        <w:ind w:left="2880" w:hanging="360"/>
+      </w:pPr>
+      <w:rPr>
+        <w:rFonts w:ascii="Symbol" w:hAnsi="Symbol" w:hint="default"/>
+      </w:rPr>
+    </w:lvl>
+    <w:lvl w:ilvl="4" w:tplc="04160003" w:tentative="1">
+      <w:start w:val="1"/>
+      <w:numFmt w:val="bullet"/>
+      <w:lvlText w:val="o"/>
+      <w:lvlJc w:val="left"/>
+      <w:pPr>
+        <w:ind w:left="3600" w:hanging="360"/>
+      </w:pPr>
+      <w:rPr>
+        <w:rFonts w:ascii="Courier New" w:hAnsi="Courier New" w:cs="Courier New" w:hint="default"/>
+      </w:rPr>
+    </w:lvl>
+    <w:lvl w:ilvl="5" w:tplc="04160005" w:tentative="1">
+      <w:start w:val="1"/>
+      <w:numFmt w:val="bullet"/>
+      <w:lvlText w:val=""/>
+      <w:lvlJc w:val="left"/>
+      <w:pPr>
+        <w:ind w:left="4320" w:hanging="360"/>
+      </w:pPr>
+      <w:rPr>
+        <w:rFonts w:ascii="Wingdings" w:hAnsi="Wingdings" w:hint="default"/>
+      </w:rPr>
+    </w:lvl>
+    <w:lvl w:ilvl="6" w:tplc="04160001" w:tentative="1">
+      <w:start w:val="1"/>
+      <w:numFmt w:val="bullet"/>
+      <w:lvlText w:val=""/>
+      <w:lvlJc w:val="left"/>
+      <w:pPr>
+        <w:ind w:left="5040" w:hanging="360"/>
+      </w:pPr>
+      <w:rPr>
+        <w:rFonts w:ascii="Symbol" w:hAnsi="Symbol" w:hint="default"/>
+      </w:rPr>
+    </w:lvl>
+    <w:lvl w:ilvl="7" w:tplc="04160003" w:tentative="1">
+      <w:start w:val="1"/>
+      <w:numFmt w:val="bullet"/>
+      <w:lvlText w:val="o"/>
+      <w:lvlJc w:val="left"/>
+      <w:pPr>
+        <w:ind w:left="5760" w:hanging="360"/>
+      </w:pPr>
+      <w:rPr>
+        <w:rFonts w:ascii="Courier New" w:hAnsi="Courier New" w:cs="Courier New" w:hint="default"/>
+      </w:rPr>
+    </w:lvl>
+    <w:lvl w:ilvl="8" w:tplc="04160005" w:tentative="1">
+      <w:start w:val="1"/>
+      <w:numFmt w:val="bullet"/>
+      <w:lvlText w:val=""/>
+      <w:lvlJc w:val="left"/>
+      <w:pPr>
+        <w:ind w:left="6480" w:hanging="360"/>
+      </w:pPr>
+      <w:rPr>
+        <w:rFonts w:ascii="Wingdings" w:hAnsi="Wingdings" w:hint="default"/>
+      </w:rPr>
+    </w:lvl>
+  </w:abstractNum>
+  <w:num w:numId="1" w16cid:durableId="1522889104">
     <w:abstractNumId w:val="2"/>
   </w:num>
-  <w:num w:numId="2" w16cid:durableId="1176647439">
+  <w:num w:numId="2" w16cid:durableId="741684456">
     <w:abstractNumId w:val="0"/>
   </w:num>
-  <w:num w:numId="3" w16cid:durableId="1769814511">
+  <w:num w:numId="3" w16cid:durableId="1692147134">
     <w:abstractNumId w:val="1"/>
+  </w:num>
+  <w:num w:numId="4" w16cid:durableId="390810768">
+    <w:abstractNumId w:val="3"/>
   </w:num>
 </w:numbering>
 </file>
@@ -2044,7 +2340,7 @@
     <w:uiPriority w:val="99"/>
     <w:semiHidden/>
     <w:unhideWhenUsed/>
-    <w:rsid w:val="00A936FB"/>
+    <w:rsid w:val="00D911A3"/>
     <w:rPr>
       <w:color w:val="605E5C"/>
       <w:shd w:val="clear" w:color="auto" w:fill="E1DFDD"/>
@@ -2336,4 +2632,16 @@
   <a:objectDefaults/>
   <a:extraClrSchemeLst/>
 </a:theme>
+</file>
+
+<file path=customXml/item1.xml><?xml version="1.0" encoding="utf-8"?>
+<b:Sources xmlns:b="http://schemas.openxmlformats.org/officeDocument/2006/bibliography" xmlns="http://schemas.openxmlformats.org/officeDocument/2006/bibliography" SelectedStyle="\APA.XSL" StyleName="APA"/>
+</file>
+
+<file path=customXml/itemProps1.xml><?xml version="1.0" encoding="utf-8"?>
+<ds:datastoreItem xmlns:ds="http://schemas.openxmlformats.org/officeDocument/2006/customXml" ds:itemID="{DE7AE3D5-3B7D-4C23-ADF3-74C2C17E0339}">
+  <ds:schemaRefs>
+    <ds:schemaRef ds:uri="http://schemas.openxmlformats.org/officeDocument/2006/bibliography"/>
+  </ds:schemaRefs>
+</ds:datastoreItem>
 </file>